--- a/projects/valuepickr-open-screen/docs/Yash Highvoltage.docx
+++ b/projects/valuepickr-open-screen/docs/Yash Highvoltage.docx
@@ -779,62 +779,7 @@
         <w:spacing w:after="120" w:before="280"/>
       </w:pPr>
       <w:r>
-        <w:t xml:space="preserve">Technical Read (Weekly / Monthly MACD + Bollinger Bands, or RSI/CCI/Williams %R proxy)</w:t>
-      </w:r>
-    </w:p>
-    <w:p>
-      <w:pPr>
-        <w:spacing w:after="120"/>
-      </w:pPr>
-      <w:r>
-        <w:t xml:space="preserve">Not independently pulled this pass; 52-week range Rs 247-873 shows a very wide swing typical of a small, recently-listed SME stock.</w:t>
-      </w:r>
-    </w:p>
-    <w:p>
-      <w:pPr>
-        <w:pStyle w:val="Heading1"/>
-        <w:spacing w:after="120" w:before="280"/>
-      </w:pPr>
-      <w:r>
-        <w:t xml:space="preserve">ValuePickr Community Signal</w:t>
-      </w:r>
-    </w:p>
-    <w:p>
-      <w:pPr>
-        <w:spacing w:after="120"/>
-      </w:pPr>
-      <w:r>
-        <w:t xml:space="preserve">Newer but very well-documented thread (since Dec 2025) built around a specific, credible structural catalyst: multiple independent company concalls (Quality Power/QPOWER Feb 2026, Apar/TARIL, KEC) have flagged a global 'structural shortage' of high-voltage bushings, driven by AI-datacenter power-density demand plus broader grid/transmission capex, with several posters independently corroborating the same bottleneck from different angles (community member Manik_Gupta tracked this across three separate company concalls). phreakv6 — this project's most-trusted user — wrote a dedicated piece on Yash, referenced directly in-thread.</w:t>
-      </w:r>
-    </w:p>
-    <w:p>
-      <w:pPr>
-        <w:spacing w:after="120"/>
-      </w:pPr>
-      <w:r>
-        <w:rPr>
-          <w:b/>
-          <w:bCs/>
-          <w:sz w:val="20"/>
-          <w:szCs w:val="20"/>
-        </w:rPr>
-        <w:t xml:space="preserve">High-conviction call from a top contributor: </w:t>
-      </w:r>
-      <w:r>
-        <w:rPr>
-          <w:sz w:val="20"/>
-          <w:szCs w:val="20"/>
-        </w:rPr>
-        <w:t xml:space="preserve">The thread contains an unusually high density of cross-verified, concall-sourced evidence for the core thesis (bushing shortage) rather than speculation — three independent company managements (Quality Power, Apar/TARIL, KEC) corroborating the same supply bottleneck from the buyer side is a stronger signal than typical forum chatter.</w:t>
-      </w:r>
-    </w:p>
-    <w:p>
-      <w:pPr>
-        <w:pStyle w:val="Heading1"/>
-        <w:spacing w:after="120" w:before="280"/>
-      </w:pPr>
-      <w:r>
-        <w:t xml:space="preserve">Trusted-User Signals (Ongoing)</w:t>
+        <w:t xml:space="preserve">Guidance &amp; Expectation Gap</w:t>
       </w:r>
     </w:p>
     <w:p>
@@ -849,12 +794,12 @@
           <w:sz w:val="18"/>
           <w:szCs w:val="18"/>
         </w:rPr>
-        <w:t xml:space="preserve">Every time a trusted user expresses clear conviction on this stock, most recent first — this section accumulates over time, it isn't a one-time snapshot.</w:t>
-      </w:r>
-    </w:p>
-    <w:p>
-      <w:pPr>
-        <w:spacing w:after="100"/>
+        <w:t xml:space="preserve">Management guidance decoded into commitments, graded on the expectation → action → operational → commercial → financial ladder, then compared to what the current price appears to assume. Method: playbook/guidance-and-expectation-gap.md.</w:t>
+      </w:r>
+    </w:p>
+    <w:p>
+      <w:pPr>
+        <w:spacing w:after="120"/>
       </w:pPr>
       <w:r>
         <w:rPr>
@@ -863,8 +808,1258 @@
           <w:sz w:val="20"/>
           <w:szCs w:val="20"/>
         </w:rPr>
-        <w:t xml:space="preserve">2025-06-17 — phreakv6</w:t>
-      </w:r>
+        <w:t xml:space="preserve">Commitment ladder (most-proven first):</w:t>
+      </w:r>
+    </w:p>
+    <w:tbl>
+      <w:tblPr>
+        <w:tblW w:type="dxa" w:w="9000"/>
+        <w:tblBorders>
+          <w:top w:val="single" w:color="auto" w:sz="4"/>
+          <w:left w:val="single" w:color="auto" w:sz="4"/>
+          <w:bottom w:val="single" w:color="auto" w:sz="4"/>
+          <w:right w:val="single" w:color="auto" w:sz="4"/>
+          <w:insideH w:val="single" w:color="auto" w:sz="4"/>
+          <w:insideV w:val="single" w:color="auto" w:sz="4"/>
+        </w:tblBorders>
+      </w:tblPr>
+      <w:tblGrid>
+        <w:gridCol w:w="1100"/>
+        <w:gridCol w:w="2600"/>
+        <w:gridCol w:w="2400"/>
+        <w:gridCol w:w="900"/>
+        <w:gridCol w:w="1200"/>
+        <w:gridCol w:w="800"/>
+      </w:tblGrid>
+      <w:tr>
+        <w:trPr>
+          <w:tblHeader/>
+        </w:trPr>
+        <w:tc>
+          <w:tcPr>
+            <w:tcW w:type="dxa" w:w="1100"/>
+            <w:shd w:fill="F2F2F2" w:val="clear"/>
+          </w:tcPr>
+          <w:p>
+            <w:r>
+              <w:rPr>
+                <w:b/>
+                <w:bCs/>
+                <w:sz w:val="18"/>
+                <w:szCs w:val="18"/>
+              </w:rPr>
+              <w:t xml:space="preserve">Area</w:t>
+            </w:r>
+          </w:p>
+        </w:tc>
+        <w:tc>
+          <w:tcPr>
+            <w:tcW w:type="dxa" w:w="2600"/>
+            <w:shd w:fill="F2F2F2" w:val="clear"/>
+          </w:tcPr>
+          <w:p>
+            <w:r>
+              <w:rPr>
+                <w:b/>
+                <w:bCs/>
+                <w:sz w:val="18"/>
+                <w:szCs w:val="18"/>
+              </w:rPr>
+              <w:t xml:space="preserve">Commitment</w:t>
+            </w:r>
+          </w:p>
+        </w:tc>
+        <w:tc>
+          <w:tcPr>
+            <w:tcW w:type="dxa" w:w="2400"/>
+            <w:shd w:fill="F2F2F2" w:val="clear"/>
+          </w:tcPr>
+          <w:p>
+            <w:r>
+              <w:rPr>
+                <w:b/>
+                <w:bCs/>
+                <w:sz w:val="18"/>
+                <w:szCs w:val="18"/>
+              </w:rPr>
+              <w:t xml:space="preserve">Specifics</w:t>
+            </w:r>
+          </w:p>
+        </w:tc>
+        <w:tc>
+          <w:tcPr>
+            <w:tcW w:type="dxa" w:w="900"/>
+            <w:shd w:fill="F2F2F2" w:val="clear"/>
+          </w:tcPr>
+          <w:p>
+            <w:r>
+              <w:rPr>
+                <w:b/>
+                <w:bCs/>
+                <w:sz w:val="18"/>
+                <w:szCs w:val="18"/>
+              </w:rPr>
+              <w:t xml:space="preserve">By when</w:t>
+            </w:r>
+          </w:p>
+        </w:tc>
+        <w:tc>
+          <w:tcPr>
+            <w:tcW w:type="dxa" w:w="1200"/>
+            <w:shd w:fill="F2F2F2" w:val="clear"/>
+          </w:tcPr>
+          <w:p>
+            <w:r>
+              <w:rPr>
+                <w:b/>
+                <w:bCs/>
+                <w:sz w:val="18"/>
+                <w:szCs w:val="18"/>
+              </w:rPr>
+              <w:t xml:space="preserve">Stage</w:t>
+            </w:r>
+          </w:p>
+        </w:tc>
+        <w:tc>
+          <w:tcPr>
+            <w:tcW w:type="dxa" w:w="800"/>
+            <w:shd w:fill="F2F2F2" w:val="clear"/>
+          </w:tcPr>
+          <w:p>
+            <w:r>
+              <w:rPr>
+                <w:b/>
+                <w:bCs/>
+                <w:sz w:val="18"/>
+                <w:szCs w:val="18"/>
+              </w:rPr>
+              <w:t xml:space="preserve">Thesis-critical</w:t>
+            </w:r>
+          </w:p>
+        </w:tc>
+      </w:tr>
+      <w:tr>
+        <w:tc>
+          <w:tcPr>
+            <w:tcW w:type="dxa" w:w="1100"/>
+          </w:tcPr>
+          <w:p>
+            <w:r>
+              <w:rPr>
+                <w:b w:val="false"/>
+                <w:bCs w:val="false"/>
+                <w:sz w:val="18"/>
+                <w:szCs w:val="18"/>
+              </w:rPr>
+              <w:t xml:space="preserve">orders</w:t>
+            </w:r>
+          </w:p>
+        </w:tc>
+        <w:tc>
+          <w:tcPr>
+            <w:tcW w:type="dxa" w:w="2600"/>
+          </w:tcPr>
+          <w:p>
+            <w:r>
+              <w:rPr>
+                <w:b w:val="false"/>
+                <w:bCs w:val="false"/>
+                <w:sz w:val="18"/>
+                <w:szCs w:val="18"/>
+              </w:rPr>
+              <w:t xml:space="preserve">Order book Rs 400 Cr as of 31-Mar-2026, up 166% from Rs 150 Cr</w:t>
+            </w:r>
+          </w:p>
+        </w:tc>
+        <w:tc>
+          <w:tcPr>
+            <w:tcW w:type="dxa" w:w="2400"/>
+          </w:tcPr>
+          <w:p>
+            <w:r>
+              <w:rPr>
+                <w:b w:val="false"/>
+                <w:bCs w:val="false"/>
+                <w:sz w:val="18"/>
+                <w:szCs w:val="18"/>
+              </w:rPr>
+              <w:t xml:space="preserve">—</w:t>
+            </w:r>
+          </w:p>
+        </w:tc>
+        <w:tc>
+          <w:tcPr>
+            <w:tcW w:type="dxa" w:w="900"/>
+          </w:tcPr>
+          <w:p>
+            <w:r>
+              <w:rPr>
+                <w:b w:val="false"/>
+                <w:bCs w:val="false"/>
+                <w:sz w:val="18"/>
+                <w:szCs w:val="18"/>
+              </w:rPr>
+              <w:t xml:space="preserve">FY27</w:t>
+            </w:r>
+          </w:p>
+        </w:tc>
+        <w:tc>
+          <w:tcPr>
+            <w:tcW w:type="dxa" w:w="1200"/>
+          </w:tcPr>
+          <w:p>
+            <w:r>
+              <w:rPr>
+                <w:b w:val="false"/>
+                <w:bCs w:val="false"/>
+                <w:sz w:val="18"/>
+                <w:szCs w:val="18"/>
+              </w:rPr>
+              <w:t xml:space="preserve">commercial</w:t>
+            </w:r>
+          </w:p>
+        </w:tc>
+        <w:tc>
+          <w:tcPr>
+            <w:tcW w:type="dxa" w:w="800"/>
+          </w:tcPr>
+          <w:p>
+            <w:r>
+              <w:rPr>
+                <w:b w:val="false"/>
+                <w:bCs w:val="false"/>
+                <w:sz w:val="18"/>
+                <w:szCs w:val="18"/>
+              </w:rPr>
+              <w:t xml:space="preserve">yes</w:t>
+            </w:r>
+          </w:p>
+        </w:tc>
+      </w:tr>
+      <w:tr>
+        <w:tc>
+          <w:tcPr>
+            <w:tcW w:type="dxa" w:w="1100"/>
+          </w:tcPr>
+          <w:p>
+            <w:r>
+              <w:rPr>
+                <w:b w:val="false"/>
+                <w:bCs w:val="false"/>
+                <w:sz w:val="18"/>
+                <w:szCs w:val="18"/>
+              </w:rPr>
+              <w:t xml:space="preserve">capacity</w:t>
+            </w:r>
+          </w:p>
+        </w:tc>
+        <w:tc>
+          <w:tcPr>
+            <w:tcW w:type="dxa" w:w="2600"/>
+          </w:tcPr>
+          <w:p>
+            <w:r>
+              <w:rPr>
+                <w:b w:val="false"/>
+                <w:bCs w:val="false"/>
+                <w:sz w:val="18"/>
+                <w:szCs w:val="18"/>
+              </w:rPr>
+              <w:t xml:space="preserve">Rs 153 Cr Vadodara greenfield - trial production H1 FY27, first commercial RIP output from October (H2 FY27), moving up to 550kV bushings + capacitive-core (RIP/RIS) import localisation</w:t>
+            </w:r>
+          </w:p>
+        </w:tc>
+        <w:tc>
+          <w:tcPr>
+            <w:tcW w:type="dxa" w:w="2400"/>
+          </w:tcPr>
+          <w:p>
+            <w:r>
+              <w:rPr>
+                <w:b w:val="false"/>
+                <w:bCs w:val="false"/>
+                <w:sz w:val="18"/>
+                <w:szCs w:val="18"/>
+              </w:rPr>
+              <w:t xml:space="preserve">part-funded by Rs 151 Cr June-2026 preferential raise at Rs 721</w:t>
+            </w:r>
+          </w:p>
+        </w:tc>
+        <w:tc>
+          <w:tcPr>
+            <w:tcW w:type="dxa" w:w="900"/>
+          </w:tcPr>
+          <w:p>
+            <w:r>
+              <w:rPr>
+                <w:b w:val="false"/>
+                <w:bCs w:val="false"/>
+                <w:sz w:val="18"/>
+                <w:szCs w:val="18"/>
+              </w:rPr>
+              <w:t xml:space="preserve">FY27</w:t>
+            </w:r>
+          </w:p>
+        </w:tc>
+        <w:tc>
+          <w:tcPr>
+            <w:tcW w:type="dxa" w:w="1200"/>
+          </w:tcPr>
+          <w:p>
+            <w:r>
+              <w:rPr>
+                <w:b w:val="false"/>
+                <w:bCs w:val="false"/>
+                <w:sz w:val="18"/>
+                <w:szCs w:val="18"/>
+              </w:rPr>
+              <w:t xml:space="preserve">operational</w:t>
+            </w:r>
+          </w:p>
+        </w:tc>
+        <w:tc>
+          <w:tcPr>
+            <w:tcW w:type="dxa" w:w="800"/>
+          </w:tcPr>
+          <w:p>
+            <w:r>
+              <w:rPr>
+                <w:b w:val="false"/>
+                <w:bCs w:val="false"/>
+                <w:sz w:val="18"/>
+                <w:szCs w:val="18"/>
+              </w:rPr>
+              <w:t xml:space="preserve">yes</w:t>
+            </w:r>
+          </w:p>
+        </w:tc>
+      </w:tr>
+      <w:tr>
+        <w:tc>
+          <w:tcPr>
+            <w:tcW w:type="dxa" w:w="1100"/>
+          </w:tcPr>
+          <w:p>
+            <w:r>
+              <w:rPr>
+                <w:b w:val="false"/>
+                <w:bCs w:val="false"/>
+                <w:sz w:val="18"/>
+                <w:szCs w:val="18"/>
+              </w:rPr>
+              <w:t xml:space="preserve">growth</w:t>
+            </w:r>
+          </w:p>
+        </w:tc>
+        <w:tc>
+          <w:tcPr>
+            <w:tcW w:type="dxa" w:w="2600"/>
+          </w:tcPr>
+          <w:p>
+            <w:r>
+              <w:rPr>
+                <w:b w:val="false"/>
+                <w:bCs w:val="false"/>
+                <w:sz w:val="18"/>
+                <w:szCs w:val="18"/>
+              </w:rPr>
+              <w:t xml:space="preserve">FY27 invoicing of Rs 360-400 Cr (~55-70% growth)</w:t>
+            </w:r>
+          </w:p>
+        </w:tc>
+        <w:tc>
+          <w:tcPr>
+            <w:tcW w:type="dxa" w:w="2400"/>
+          </w:tcPr>
+          <w:p>
+            <w:r>
+              <w:rPr>
+                <w:b w:val="false"/>
+                <w:bCs w:val="false"/>
+                <w:sz w:val="18"/>
+                <w:szCs w:val="18"/>
+              </w:rPr>
+              <w:t xml:space="preserve">vs Rs 235 Cr FY26</w:t>
+            </w:r>
+          </w:p>
+        </w:tc>
+        <w:tc>
+          <w:tcPr>
+            <w:tcW w:type="dxa" w:w="900"/>
+          </w:tcPr>
+          <w:p>
+            <w:r>
+              <w:rPr>
+                <w:b w:val="false"/>
+                <w:bCs w:val="false"/>
+                <w:sz w:val="18"/>
+                <w:szCs w:val="18"/>
+              </w:rPr>
+              <w:t xml:space="preserve">FY27</w:t>
+            </w:r>
+          </w:p>
+        </w:tc>
+        <w:tc>
+          <w:tcPr>
+            <w:tcW w:type="dxa" w:w="1200"/>
+          </w:tcPr>
+          <w:p>
+            <w:r>
+              <w:rPr>
+                <w:b w:val="false"/>
+                <w:bCs w:val="false"/>
+                <w:sz w:val="18"/>
+                <w:szCs w:val="18"/>
+              </w:rPr>
+              <w:t xml:space="preserve">expectation</w:t>
+            </w:r>
+          </w:p>
+        </w:tc>
+        <w:tc>
+          <w:tcPr>
+            <w:tcW w:type="dxa" w:w="800"/>
+          </w:tcPr>
+          <w:p>
+            <w:r>
+              <w:rPr>
+                <w:b w:val="false"/>
+                <w:bCs w:val="false"/>
+                <w:sz w:val="18"/>
+                <w:szCs w:val="18"/>
+              </w:rPr>
+              <w:t xml:space="preserve">yes</w:t>
+            </w:r>
+          </w:p>
+        </w:tc>
+      </w:tr>
+      <w:tr>
+        <w:tc>
+          <w:tcPr>
+            <w:tcW w:type="dxa" w:w="1100"/>
+          </w:tcPr>
+          <w:p>
+            <w:r>
+              <w:rPr>
+                <w:b w:val="false"/>
+                <w:bCs w:val="false"/>
+                <w:sz w:val="18"/>
+                <w:szCs w:val="18"/>
+              </w:rPr>
+              <w:t xml:space="preserve">balance_sheet</w:t>
+            </w:r>
+          </w:p>
+        </w:tc>
+        <w:tc>
+          <w:tcPr>
+            <w:tcW w:type="dxa" w:w="2600"/>
+          </w:tcPr>
+          <w:p>
+            <w:r>
+              <w:rPr>
+                <w:b w:val="false"/>
+                <w:bCs w:val="false"/>
+                <w:sz w:val="18"/>
+                <w:szCs w:val="18"/>
+              </w:rPr>
+              <w:t xml:space="preserve">Cash conversion weak - operating cash flow flat ~Rs 9 Cr while PAT tripled; FY26 FCF roughly -Rs 50 Cr</w:t>
+            </w:r>
+          </w:p>
+        </w:tc>
+        <w:tc>
+          <w:tcPr>
+            <w:tcW w:type="dxa" w:w="2400"/>
+          </w:tcPr>
+          <w:p>
+            <w:r>
+              <w:rPr>
+                <w:b w:val="false"/>
+                <w:bCs w:val="false"/>
+                <w:sz w:val="18"/>
+                <w:szCs w:val="18"/>
+              </w:rPr>
+              <w:t xml:space="preserve">WC ~69 days, debtor days ~47; borrowings up to Rs 38 Cr</w:t>
+            </w:r>
+          </w:p>
+        </w:tc>
+        <w:tc>
+          <w:tcPr>
+            <w:tcW w:type="dxa" w:w="900"/>
+          </w:tcPr>
+          <w:p>
+            <w:r>
+              <w:rPr>
+                <w:b w:val="false"/>
+                <w:bCs w:val="false"/>
+                <w:sz w:val="18"/>
+                <w:szCs w:val="18"/>
+              </w:rPr>
+              <w:t xml:space="preserve">FY27</w:t>
+            </w:r>
+          </w:p>
+        </w:tc>
+        <w:tc>
+          <w:tcPr>
+            <w:tcW w:type="dxa" w:w="1200"/>
+          </w:tcPr>
+          <w:p>
+            <w:r>
+              <w:rPr>
+                <w:b w:val="false"/>
+                <w:bCs w:val="false"/>
+                <w:sz w:val="18"/>
+                <w:szCs w:val="18"/>
+              </w:rPr>
+              <w:t xml:space="preserve">action</w:t>
+            </w:r>
+          </w:p>
+        </w:tc>
+        <w:tc>
+          <w:tcPr>
+            <w:tcW w:type="dxa" w:w="800"/>
+          </w:tcPr>
+          <w:p>
+            <w:r>
+              <w:rPr>
+                <w:b w:val="false"/>
+                <w:bCs w:val="false"/>
+                <w:sz w:val="18"/>
+                <w:szCs w:val="18"/>
+              </w:rPr>
+              <w:t xml:space="preserve"/>
+            </w:r>
+          </w:p>
+        </w:tc>
+      </w:tr>
+      <w:tr>
+        <w:tc>
+          <w:tcPr>
+            <w:tcW w:type="dxa" w:w="1100"/>
+          </w:tcPr>
+          <w:p>
+            <w:r>
+              <w:rPr>
+                <w:b w:val="false"/>
+                <w:bCs w:val="false"/>
+                <w:sz w:val="18"/>
+                <w:szCs w:val="18"/>
+              </w:rPr>
+              <w:t xml:space="preserve">margin</w:t>
+            </w:r>
+          </w:p>
+        </w:tc>
+        <w:tc>
+          <w:tcPr>
+            <w:tcW w:type="dxa" w:w="2600"/>
+          </w:tcPr>
+          <w:p>
+            <w:r>
+              <w:rPr>
+                <w:b w:val="false"/>
+                <w:bCs w:val="false"/>
+                <w:sz w:val="18"/>
+                <w:szCs w:val="18"/>
+              </w:rPr>
+              <w:t xml:space="preserve">Sustain ~24-25% EBITDA margin through the factory ramp in FY27</w:t>
+            </w:r>
+          </w:p>
+        </w:tc>
+        <w:tc>
+          <w:tcPr>
+            <w:tcW w:type="dxa" w:w="2400"/>
+          </w:tcPr>
+          <w:p>
+            <w:r>
+              <w:rPr>
+                <w:b w:val="false"/>
+                <w:bCs w:val="false"/>
+                <w:sz w:val="18"/>
+                <w:szCs w:val="18"/>
+              </w:rPr>
+              <w:t xml:space="preserve">25.7% in FY26</w:t>
+            </w:r>
+          </w:p>
+        </w:tc>
+        <w:tc>
+          <w:tcPr>
+            <w:tcW w:type="dxa" w:w="900"/>
+          </w:tcPr>
+          <w:p>
+            <w:r>
+              <w:rPr>
+                <w:b w:val="false"/>
+                <w:bCs w:val="false"/>
+                <w:sz w:val="18"/>
+                <w:szCs w:val="18"/>
+              </w:rPr>
+              <w:t xml:space="preserve">FY27</w:t>
+            </w:r>
+          </w:p>
+        </w:tc>
+        <w:tc>
+          <w:tcPr>
+            <w:tcW w:type="dxa" w:w="1200"/>
+          </w:tcPr>
+          <w:p>
+            <w:r>
+              <w:rPr>
+                <w:b w:val="false"/>
+                <w:bCs w:val="false"/>
+                <w:sz w:val="18"/>
+                <w:szCs w:val="18"/>
+              </w:rPr>
+              <w:t xml:space="preserve">expectation</w:t>
+            </w:r>
+          </w:p>
+        </w:tc>
+        <w:tc>
+          <w:tcPr>
+            <w:tcW w:type="dxa" w:w="800"/>
+          </w:tcPr>
+          <w:p>
+            <w:r>
+              <w:rPr>
+                <w:b w:val="false"/>
+                <w:bCs w:val="false"/>
+                <w:sz w:val="18"/>
+                <w:szCs w:val="18"/>
+              </w:rPr>
+              <w:t xml:space="preserve"/>
+            </w:r>
+          </w:p>
+        </w:tc>
+      </w:tr>
+      <w:tr>
+        <w:tc>
+          <w:tcPr>
+            <w:tcW w:type="dxa" w:w="1100"/>
+          </w:tcPr>
+          <w:p>
+            <w:r>
+              <w:rPr>
+                <w:b w:val="false"/>
+                <w:bCs w:val="false"/>
+                <w:sz w:val="18"/>
+                <w:szCs w:val="18"/>
+              </w:rPr>
+              <w:t xml:space="preserve">new_business</w:t>
+            </w:r>
+          </w:p>
+        </w:tc>
+        <w:tc>
+          <w:tcPr>
+            <w:tcW w:type="dxa" w:w="2600"/>
+          </w:tcPr>
+          <w:p>
+            <w:r>
+              <w:rPr>
+                <w:b w:val="false"/>
+                <w:bCs w:val="false"/>
+                <w:sz w:val="18"/>
+                <w:szCs w:val="18"/>
+              </w:rPr>
+              <w:t xml:space="preserve">Secure a technical partner for the 550kV segment and win export share vs Hitachi/Trench/GE</w:t>
+            </w:r>
+          </w:p>
+        </w:tc>
+        <w:tc>
+          <w:tcPr>
+            <w:tcW w:type="dxa" w:w="2400"/>
+          </w:tcPr>
+          <w:p>
+            <w:r>
+              <w:rPr>
+                <w:b w:val="false"/>
+                <w:bCs w:val="false"/>
+                <w:sz w:val="18"/>
+                <w:szCs w:val="18"/>
+              </w:rPr>
+              <w:t xml:space="preserve">—</w:t>
+            </w:r>
+          </w:p>
+        </w:tc>
+        <w:tc>
+          <w:tcPr>
+            <w:tcW w:type="dxa" w:w="900"/>
+          </w:tcPr>
+          <w:p>
+            <w:r>
+              <w:rPr>
+                <w:b w:val="false"/>
+                <w:bCs w:val="false"/>
+                <w:sz w:val="18"/>
+                <w:szCs w:val="18"/>
+              </w:rPr>
+              <w:t xml:space="preserve">beyond</w:t>
+            </w:r>
+          </w:p>
+        </w:tc>
+        <w:tc>
+          <w:tcPr>
+            <w:tcW w:type="dxa" w:w="1200"/>
+          </w:tcPr>
+          <w:p>
+            <w:r>
+              <w:rPr>
+                <w:b w:val="false"/>
+                <w:bCs w:val="false"/>
+                <w:sz w:val="18"/>
+                <w:szCs w:val="18"/>
+              </w:rPr>
+              <w:t xml:space="preserve">expectation</w:t>
+            </w:r>
+          </w:p>
+        </w:tc>
+        <w:tc>
+          <w:tcPr>
+            <w:tcW w:type="dxa" w:w="800"/>
+          </w:tcPr>
+          <w:p>
+            <w:r>
+              <w:rPr>
+                <w:b w:val="false"/>
+                <w:bCs w:val="false"/>
+                <w:sz w:val="18"/>
+                <w:szCs w:val="18"/>
+              </w:rPr>
+              <w:t xml:space="preserve"/>
+            </w:r>
+          </w:p>
+        </w:tc>
+      </w:tr>
+    </w:tbl>
+    <w:p>
+      <w:pPr>
+        <w:spacing w:after="60" w:before="120"/>
+      </w:pPr>
+      <w:r>
+        <w:rPr>
+          <w:b/>
+          <w:bCs/>
+          <w:sz w:val="20"/>
+          <w:szCs w:val="20"/>
+        </w:rPr>
+        <w:t xml:space="preserve">Earnings chain: </w:t>
+      </w:r>
+      <w:r>
+        <w:rPr>
+          <w:b w:val="false"/>
+          <w:bCs w:val="false"/>
+          <w:sz w:val="20"/>
+          <w:szCs w:val="20"/>
+        </w:rPr>
+        <w:t xml:space="preserve">Rs 400 Cr order book + Rs 153 Cr greenfield capacity</w:t>
+      </w:r>
+      <w:r>
+        <w:rPr>
+          <w:color w:val="666666"/>
+          <w:sz w:val="20"/>
+          <w:szCs w:val="20"/>
+        </w:rPr>
+        <w:t xml:space="preserve"> → </w:t>
+      </w:r>
+      <w:r>
+        <w:rPr>
+          <w:b w:val="false"/>
+          <w:bCs w:val="false"/>
+          <w:sz w:val="20"/>
+          <w:szCs w:val="20"/>
+        </w:rPr>
+        <w:t xml:space="preserve">FY27 invoicing Rs 360-400 Cr</w:t>
+      </w:r>
+      <w:r>
+        <w:rPr>
+          <w:color w:val="666666"/>
+          <w:sz w:val="20"/>
+          <w:szCs w:val="20"/>
+        </w:rPr>
+        <w:t xml:space="preserve"> → </w:t>
+      </w:r>
+      <w:r>
+        <w:rPr>
+          <w:b w:val="false"/>
+          <w:bCs w:val="false"/>
+          <w:sz w:val="20"/>
+          <w:szCs w:val="20"/>
+        </w:rPr>
+        <w:t xml:space="preserve">operating leverage during ramp</w:t>
+      </w:r>
+      <w:r>
+        <w:rPr>
+          <w:color w:val="666666"/>
+          <w:sz w:val="20"/>
+          <w:szCs w:val="20"/>
+        </w:rPr>
+        <w:t xml:space="preserve"> → </w:t>
+      </w:r>
+      <w:r>
+        <w:rPr>
+          <w:b w:val="false"/>
+          <w:bCs w:val="false"/>
+          <w:sz w:val="20"/>
+          <w:szCs w:val="20"/>
+        </w:rPr>
+        <w:t xml:space="preserve">EBITDA margin ~24-25%</w:t>
+      </w:r>
+      <w:r>
+        <w:rPr>
+          <w:color w:val="666666"/>
+          <w:sz w:val="20"/>
+          <w:szCs w:val="20"/>
+        </w:rPr>
+        <w:t xml:space="preserve"> → </w:t>
+      </w:r>
+      <w:r>
+        <w:rPr>
+          <w:b w:val="false"/>
+          <w:bCs w:val="false"/>
+          <w:sz w:val="20"/>
+          <w:szCs w:val="20"/>
+        </w:rPr>
+        <w:t xml:space="preserve">PAT</w:t>
+      </w:r>
+      <w:r>
+        <w:rPr>
+          <w:color w:val="666666"/>
+          <w:sz w:val="20"/>
+          <w:szCs w:val="20"/>
+        </w:rPr>
+        <w:t xml:space="preserve"> → </w:t>
+      </w:r>
+      <w:r>
+        <w:rPr>
+          <w:b/>
+          <w:bCs/>
+          <w:color w:val="A32020"/>
+          <w:sz w:val="20"/>
+          <w:szCs w:val="20"/>
+        </w:rPr>
+        <w:t xml:space="preserve">operating cash flow (currently weak, FCF negative)</w:t>
+      </w:r>
+    </w:p>
+    <w:p>
+      <w:pPr>
+        <w:spacing w:after="120"/>
+      </w:pPr>
+      <w:r>
+        <w:rPr>
+          <w:color w:val="666666"/>
+          <w:sz w:val="18"/>
+          <w:szCs w:val="18"/>
+        </w:rPr>
+        <w:t xml:space="preserve">Bottleneck link: operating cash flow (currently weak, FCF negative).</w:t>
+      </w:r>
+    </w:p>
+    <w:p>
+      <w:pPr>
+        <w:spacing w:after="120"/>
+      </w:pPr>
+      <w:r>
+        <w:rPr>
+          <w:color w:val="666666"/>
+          <w:sz w:val="18"/>
+          <w:szCs w:val="18"/>
+        </w:rPr>
+        <w:t xml:space="preserve">Operating leverage: unclear - FY26 EBITDA +75% on revenue +57% shows leverage, but management guides margin flat at 24-25% through the FY27 ramp and cash conversion is deteriorating</w:t>
+      </w:r>
+    </w:p>
+    <w:p>
+      <w:pPr>
+        <w:spacing w:after="120"/>
+      </w:pPr>
+      <w:r>
+        <w:rPr>
+          <w:color w:val="666666"/>
+          <w:sz w:val="18"/>
+          <w:szCs w:val="18"/>
+        </w:rPr>
+        <w:t xml:space="preserve">Evidenced: Rs 400 Cr order book + Rs 153 Cr greenfield capacity; FY27 invoicing Rs 360-400 Cr. Still assumed: operating leverage during ramp; EBITDA margin ~24-25%; operating cash flow (currently weak, FCF negative).</w:t>
+      </w:r>
+    </w:p>
+    <w:p>
+      <w:pPr>
+        <w:spacing w:after="120"/>
+      </w:pPr>
+      <w:r>
+        <w:rPr>
+          <w:b/>
+          <w:bCs/>
+          <w:sz w:val="20"/>
+          <w:szCs w:val="20"/>
+        </w:rPr>
+        <w:t xml:space="preserve">Market expectation vs. our path:</w:t>
+      </w:r>
+    </w:p>
+    <w:tbl>
+      <w:tblPr>
+        <w:tblW w:type="dxa" w:w="9000"/>
+        <w:tblBorders>
+          <w:top w:val="single" w:color="auto" w:sz="4"/>
+          <w:left w:val="single" w:color="auto" w:sz="4"/>
+          <w:bottom w:val="single" w:color="auto" w:sz="4"/>
+          <w:right w:val="single" w:color="auto" w:sz="4"/>
+          <w:insideH w:val="single" w:color="auto" w:sz="4"/>
+          <w:insideV w:val="single" w:color="auto" w:sz="4"/>
+        </w:tblBorders>
+      </w:tblPr>
+      <w:tblGrid>
+        <w:gridCol w:w="3200"/>
+        <w:gridCol w:w="5800"/>
+      </w:tblGrid>
+      <w:tr>
+        <w:tc>
+          <w:tcPr>
+            <w:tcW w:type="dxa" w:w="3200"/>
+            <w:shd w:fill="F2F2F2" w:val="clear"/>
+          </w:tcPr>
+          <w:p>
+            <w:r>
+              <w:rPr>
+                <w:b/>
+                <w:bCs/>
+              </w:rPr>
+              <w:t xml:space="preserve">As of</w:t>
+            </w:r>
+          </w:p>
+        </w:tc>
+        <w:tc>
+          <w:tcPr>
+            <w:tcW w:type="dxa" w:w="5800"/>
+          </w:tcPr>
+          <w:p>
+            <w:r>
+              <w:t xml:space="preserve">2026-08-30</w:t>
+            </w:r>
+          </w:p>
+        </w:tc>
+      </w:tr>
+      <w:tr>
+        <w:tc>
+          <w:tcPr>
+            <w:tcW w:type="dxa" w:w="3200"/>
+            <w:shd w:fill="F2F2F2" w:val="clear"/>
+          </w:tcPr>
+          <w:p>
+            <w:r>
+              <w:rPr>
+                <w:b/>
+                <w:bCs/>
+              </w:rPr>
+              <w:t xml:space="preserve">Price / multiple</w:t>
+            </w:r>
+          </w:p>
+        </w:tc>
+        <w:tc>
+          <w:tcPr>
+            <w:tcW w:type="dxa" w:w="5800"/>
+          </w:tcPr>
+          <w:p>
+            <w:r>
+              <w:t xml:space="preserve">Rs 986 · 75.7x P/E · 49x EV/EBITDA</w:t>
+            </w:r>
+          </w:p>
+        </w:tc>
+      </w:tr>
+      <w:tr>
+        <w:tc>
+          <w:tcPr>
+            <w:tcW w:type="dxa" w:w="3200"/>
+            <w:shd w:fill="F2F2F2" w:val="clear"/>
+          </w:tcPr>
+          <w:p>
+            <w:r>
+              <w:rPr>
+                <w:b/>
+                <w:bCs/>
+              </w:rPr>
+              <w:t xml:space="preserve">Right valuation lens</w:t>
+            </w:r>
+          </w:p>
+        </w:tc>
+        <w:tc>
+          <w:tcPr>
+            <w:tcW w:type="dxa" w:w="5800"/>
+          </w:tcPr>
+          <w:p>
+            <w:r>
+              <w:t xml:space="preserve">P/E</w:t>
+            </w:r>
+          </w:p>
+        </w:tc>
+      </w:tr>
+      <w:tr>
+        <w:tc>
+          <w:tcPr>
+            <w:tcW w:type="dxa" w:w="3200"/>
+            <w:shd w:fill="F2F2F2" w:val="clear"/>
+          </w:tcPr>
+          <w:p>
+            <w:r>
+              <w:rPr>
+                <w:b/>
+                <w:bCs/>
+              </w:rPr>
+              <w:t xml:space="preserve">Price implies</w:t>
+            </w:r>
+          </w:p>
+        </w:tc>
+        <w:tc>
+          <w:tcPr>
+            <w:tcW w:type="dxa" w:w="5800"/>
+          </w:tcPr>
+          <w:p>
+            <w:r>
+              <w:t xml:space="preserve">~75x trailing implies the market fully discounts the Rs 360-400 Cr FY27 invoicing guide, 24-25% margin and the greenfield ramp - roughly 40%+ EPS CAGR FY26-&gt;FY28 to justify 75x at a ~32x exit; leaves no room for commissioning slippage</w:t>
+            </w:r>
+          </w:p>
+        </w:tc>
+      </w:tr>
+      <w:tr>
+        <w:tc>
+          <w:tcPr>
+            <w:tcW w:type="dxa" w:w="3200"/>
+            <w:shd w:fill="F2F2F2" w:val="clear"/>
+          </w:tcPr>
+          <w:p>
+            <w:r>
+              <w:rPr>
+                <w:b/>
+                <w:bCs/>
+              </w:rPr>
+              <w:t xml:space="preserve">Our FY27</w:t>
+            </w:r>
+          </w:p>
+        </w:tc>
+        <w:tc>
+          <w:tcPr>
+            <w:tcW w:type="dxa" w:w="5800"/>
+          </w:tcPr>
+          <w:p>
+            <w:r>
+              <w:t xml:space="preserve">Revenue Rs 360-400 Cr (+55-70%), EBITDA margin 24-25%, PAT ~Rs 58-68 Cr / EPS ~Rs 19-23; free cash flow still likely negative as greenfield capex + working capital absorb profit</w:t>
+            </w:r>
+          </w:p>
+        </w:tc>
+      </w:tr>
+      <w:tr>
+        <w:tc>
+          <w:tcPr>
+            <w:tcW w:type="dxa" w:w="3200"/>
+            <w:shd w:fill="F2F2F2" w:val="clear"/>
+          </w:tcPr>
+          <w:p>
+            <w:r>
+              <w:rPr>
+                <w:b/>
+                <w:bCs/>
+              </w:rPr>
+              <w:t xml:space="preserve">Our FY28</w:t>
+            </w:r>
+          </w:p>
+        </w:tc>
+        <w:tc>
+          <w:tcPr>
+            <w:tcW w:type="dxa" w:w="5800"/>
+          </w:tcPr>
+          <w:p>
+            <w:r>
+              <w:t xml:space="preserve">Second leg from full greenfield utilisation + commercial RIP/RIS import-substitution + a possible 550kV move (no technical partner secured yet); execution- and timing-dependent</w:t>
+            </w:r>
+          </w:p>
+        </w:tc>
+      </w:tr>
+      <w:tr>
+        <w:tc>
+          <w:tcPr>
+            <w:tcW w:type="dxa" w:w="3200"/>
+            <w:shd w:fill="F2F2F2" w:val="clear"/>
+          </w:tcPr>
+          <w:p>
+            <w:r>
+              <w:rPr>
+                <w:b/>
+                <w:bCs/>
+              </w:rPr>
+              <w:t xml:space="preserve">Gap direction</w:t>
+            </w:r>
+          </w:p>
+        </w:tc>
+        <w:tc>
+          <w:tcPr>
+            <w:tcW w:type="dxa" w:w="5800"/>
+          </w:tcPr>
+          <w:p>
+            <w:r>
+              <w:t xml:space="preserve">partially-priced</w:t>
+            </w:r>
+          </w:p>
+        </w:tc>
+      </w:tr>
+      <w:tr>
+        <w:tc>
+          <w:tcPr>
+            <w:tcW w:type="dxa" w:w="3200"/>
+            <w:shd w:fill="F2F2F2" w:val="clear"/>
+          </w:tcPr>
+          <w:p>
+            <w:r>
+              <w:rPr>
+                <w:b/>
+                <w:bCs/>
+              </w:rPr>
+              <w:t xml:space="preserve">Gap type</w:t>
+            </w:r>
+          </w:p>
+        </w:tc>
+        <w:tc>
+          <w:tcPr>
+            <w:tcW w:type="dxa" w:w="5800"/>
+          </w:tcPr>
+          <w:p>
+            <w:r>
+              <w:t xml:space="preserve">timing</w:t>
+            </w:r>
+          </w:p>
+        </w:tc>
+      </w:tr>
+      <w:tr>
+        <w:tc>
+          <w:tcPr>
+            <w:tcW w:type="dxa" w:w="3200"/>
+            <w:shd w:fill="F2F2F2" w:val="clear"/>
+          </w:tcPr>
+          <w:p>
+            <w:r>
+              <w:rPr>
+                <w:b/>
+                <w:bCs/>
+              </w:rPr>
+              <w:t xml:space="preserve">Gap magnitude</w:t>
+            </w:r>
+          </w:p>
+        </w:tc>
+        <w:tc>
+          <w:tcPr>
+            <w:tcW w:type="dxa" w:w="5800"/>
+          </w:tcPr>
+          <w:p>
+            <w:r>
+              <w:t xml:space="preserve">not estimable</w:t>
+            </w:r>
+          </w:p>
+        </w:tc>
+      </w:tr>
+      <w:tr>
+        <w:tc>
+          <w:tcPr>
+            <w:tcW w:type="dxa" w:w="3200"/>
+            <w:shd w:fill="F2F2F2" w:val="clear"/>
+          </w:tcPr>
+          <w:p>
+            <w:r>
+              <w:rPr>
+                <w:b/>
+                <w:bCs/>
+              </w:rPr>
+              <w:t xml:space="preserve">Gap basis</w:t>
+            </w:r>
+          </w:p>
+        </w:tc>
+        <w:tc>
+          <w:tcPr>
+            <w:tcW w:type="dxa" w:w="5800"/>
+          </w:tcPr>
+          <w:p>
+            <w:r>
+              <w:t xml:space="preserve">Rs 400 Cr order book (+166%) gives real FY27 visibility, but 75x already prices flawless execution; the greenfield commissioning schedule (trial H1 FY27, commercial RIP October) is the swing and any slip pushes the invoicing guide out</w:t>
+            </w:r>
+          </w:p>
+        </w:tc>
+      </w:tr>
+      <w:tr>
+        <w:tc>
+          <w:tcPr>
+            <w:tcW w:type="dxa" w:w="3200"/>
+            <w:shd w:fill="F2F2F2" w:val="clear"/>
+          </w:tcPr>
+          <w:p>
+            <w:r>
+              <w:rPr>
+                <w:b/>
+                <w:bCs/>
+              </w:rPr>
+              <w:t xml:space="preserve">Evidence quality</w:t>
+            </w:r>
+          </w:p>
+        </w:tc>
+        <w:tc>
+          <w:tcPr>
+            <w:tcW w:type="dxa" w:w="5800"/>
+          </w:tcPr>
+          <w:p>
+            <w:r>
+              <w:t xml:space="preserve">moderate</w:t>
+            </w:r>
+          </w:p>
+        </w:tc>
+      </w:tr>
+    </w:tbl>
+    <w:p>
+      <w:pPr>
+        <w:spacing w:after="120"/>
+      </w:pPr>
+      <w:r>
+        <w:rPr>
+          <w:i/>
+          <w:iCs/>
+          <w:color w:val="666666"/>
+          <w:sz w:val="16"/>
+          <w:szCs w:val="16"/>
+        </w:rPr>
+        <w:t xml:space="preserve">no broker consensus; implied path is a reverse-P/E estimate + screener.in forward figures + VP thread view</w:t>
+      </w:r>
+    </w:p>
+    <w:p>
+      <w:pPr>
+        <w:spacing w:after="120" w:before="120"/>
+      </w:pPr>
+      <w:r>
+        <w:rPr>
+          <w:b/>
+          <w:bCs/>
+          <w:sz w:val="20"/>
+          <w:szCs w:val="20"/>
+        </w:rPr>
+        <w:t xml:space="preserve">Catalyst: </w:t>
+      </w:r>
+      <w:r>
+        <w:rPr>
+          <w:sz w:val="20"/>
+          <w:szCs w:val="20"/>
+        </w:rPr>
+        <w:t xml:space="preserve">Greenfield Vadodara commissioning + trial production (H1 FY27), first commercial RIP output from October (H2 FY27), and the H1 FY27 print showing the Rs 360-400 Cr FY27 invoicing guide on track</w:t>
+      </w:r>
+      <w:r>
+        <w:rPr>
+          <w:color w:val="666666"/>
+          <w:sz w:val="18"/>
+          <w:szCs w:val="18"/>
+        </w:rPr>
+        <w:t xml:space="preserve"> (window ~6M from 2026-08-30; dated; evidence high; pending)</w:t>
+      </w:r>
+    </w:p>
+    <w:p>
+      <w:pPr>
+        <w:pStyle w:val="Heading1"/>
+        <w:spacing w:after="120" w:before="280"/>
+      </w:pPr>
+      <w:r>
+        <w:t xml:space="preserve">Ishmohit-Lens Checks (value chain · earnings quality · growth trajectory · management · quality metrics · track record · global-signal check)</w:t>
+      </w:r>
+    </w:p>
+    <w:p>
+      <w:pPr>
+        <w:spacing w:after="120"/>
+      </w:pPr>
       <w:r>
         <w:rPr>
           <w:i/>
@@ -873,6 +2068,336 @@
           <w:sz w:val="18"/>
           <w:szCs w:val="18"/>
         </w:rPr>
+        <w:t xml:space="preserve">Extra checks drawn from @ishmohit1 / SOIC methodology (playbook/ishmohit-soic-style.md): where the company sits in its value chain and what the supply side is doing, whether a margin/PAT inflection is structural or a cyclical peak, the rate-of-change of growth vs. what the multiple demands, and management quality as a positive attribute.</w:t>
+      </w:r>
+    </w:p>
+    <w:p>
+      <w:pPr>
+        <w:spacing w:after="120"/>
+      </w:pPr>
+      <w:r>
+        <w:rPr>
+          <w:b/>
+          <w:bCs/>
+          <w:sz w:val="20"/>
+          <w:szCs w:val="20"/>
+        </w:rPr>
+        <w:t xml:space="preserve">Quality metrics (ROCE · debt · FCF · margin · capex):</w:t>
+      </w:r>
+    </w:p>
+    <w:tbl>
+      <w:tblPr>
+        <w:tblW w:type="dxa" w:w="9000"/>
+        <w:tblBorders>
+          <w:top w:val="single" w:color="auto" w:sz="4"/>
+          <w:left w:val="single" w:color="auto" w:sz="4"/>
+          <w:bottom w:val="single" w:color="auto" w:sz="4"/>
+          <w:right w:val="single" w:color="auto" w:sz="4"/>
+          <w:insideH w:val="single" w:color="auto" w:sz="4"/>
+          <w:insideV w:val="single" w:color="auto" w:sz="4"/>
+        </w:tblBorders>
+      </w:tblPr>
+      <w:tblGrid>
+        <w:gridCol w:w="3200"/>
+        <w:gridCol w:w="5800"/>
+      </w:tblGrid>
+      <w:tr>
+        <w:tc>
+          <w:tcPr>
+            <w:tcW w:type="dxa" w:w="3200"/>
+            <w:shd w:fill="F2F2F2" w:val="clear"/>
+          </w:tcPr>
+          <w:p>
+            <w:r>
+              <w:rPr>
+                <w:b/>
+                <w:bCs/>
+              </w:rPr>
+              <w:t xml:space="preserve">Assessment</w:t>
+            </w:r>
+          </w:p>
+        </w:tc>
+        <w:tc>
+          <w:tcPr>
+            <w:tcW w:type="dxa" w:w="5800"/>
+          </w:tcPr>
+          <w:p>
+            <w:r>
+              <w:t xml:space="preserve">concern</w:t>
+            </w:r>
+          </w:p>
+        </w:tc>
+      </w:tr>
+      <w:tr>
+        <w:tc>
+          <w:tcPr>
+            <w:tcW w:type="dxa" w:w="3200"/>
+            <w:shd w:fill="F2F2F2" w:val="clear"/>
+          </w:tcPr>
+          <w:p>
+            <w:r>
+              <w:rPr>
+                <w:b/>
+                <w:bCs/>
+              </w:rPr>
+              <w:t xml:space="preserve">ROCE</w:t>
+            </w:r>
+          </w:p>
+        </w:tc>
+        <w:tc>
+          <w:tcPr>
+            <w:tcW w:type="dxa" w:w="5800"/>
+          </w:tcPr>
+          <w:p>
+            <w:r>
+              <w:t xml:space="preserve">29% (unclear)</w:t>
+            </w:r>
+          </w:p>
+        </w:tc>
+      </w:tr>
+      <w:tr>
+        <w:tc>
+          <w:tcPr>
+            <w:tcW w:type="dxa" w:w="3200"/>
+            <w:shd w:fill="F2F2F2" w:val="clear"/>
+          </w:tcPr>
+          <w:p>
+            <w:r>
+              <w:rPr>
+                <w:b/>
+                <w:bCs/>
+              </w:rPr>
+              <w:t xml:space="preserve">Leverage</w:t>
+            </w:r>
+          </w:p>
+        </w:tc>
+        <w:tc>
+          <w:tcPr>
+            <w:tcW w:type="dxa" w:w="5800"/>
+          </w:tcPr>
+          <w:p>
+            <w:r>
+              <w:t xml:space="preserve">Net debt/EBITDA 0.63x</w:t>
+            </w:r>
+          </w:p>
+        </w:tc>
+      </w:tr>
+      <w:tr>
+        <w:tc>
+          <w:tcPr>
+            <w:tcW w:type="dxa" w:w="3200"/>
+            <w:shd w:fill="F2F2F2" w:val="clear"/>
+          </w:tcPr>
+          <w:p>
+            <w:r>
+              <w:rPr>
+                <w:b/>
+                <w:bCs/>
+              </w:rPr>
+              <w:t xml:space="preserve">FCF conversion</w:t>
+            </w:r>
+          </w:p>
+        </w:tc>
+        <w:tc>
+          <w:tcPr>
+            <w:tcW w:type="dxa" w:w="5800"/>
+          </w:tcPr>
+          <w:p>
+            <w:r>
+              <w:t xml:space="preserve">-82%</w:t>
+            </w:r>
+          </w:p>
+        </w:tc>
+      </w:tr>
+      <w:tr>
+        <w:tc>
+          <w:tcPr>
+            <w:tcW w:type="dxa" w:w="3200"/>
+            <w:shd w:fill="F2F2F2" w:val="clear"/>
+          </w:tcPr>
+          <w:p>
+            <w:r>
+              <w:rPr>
+                <w:b/>
+                <w:bCs/>
+              </w:rPr>
+              <w:t xml:space="preserve">Margin trend</w:t>
+            </w:r>
+          </w:p>
+        </w:tc>
+        <w:tc>
+          <w:tcPr>
+            <w:tcW w:type="dxa" w:w="5800"/>
+          </w:tcPr>
+          <w:p>
+            <w:r>
+              <w:t xml:space="preserve">stable</w:t>
+            </w:r>
+          </w:p>
+        </w:tc>
+      </w:tr>
+      <w:tr>
+        <w:tc>
+          <w:tcPr>
+            <w:tcW w:type="dxa" w:w="3200"/>
+            <w:shd w:fill="F2F2F2" w:val="clear"/>
+          </w:tcPr>
+          <w:p>
+            <w:r>
+              <w:rPr>
+                <w:b/>
+                <w:bCs/>
+              </w:rPr>
+              <w:t xml:space="preserve">Capex efficiency</w:t>
+            </w:r>
+          </w:p>
+        </w:tc>
+        <w:tc>
+          <w:tcPr>
+            <w:tcW w:type="dxa" w:w="5800"/>
+          </w:tcPr>
+          <w:p>
+            <w:r>
+              <w:t xml:space="preserve">neutral</w:t>
+            </w:r>
+          </w:p>
+        </w:tc>
+      </w:tr>
+    </w:tbl>
+    <w:p>
+      <w:pPr>
+        <w:spacing w:after="60" w:before="120"/>
+      </w:pPr>
+      <w:r>
+        <w:rPr>
+          <w:b/>
+          <w:bCs/>
+          <w:sz w:val="20"/>
+          <w:szCs w:val="20"/>
+        </w:rPr>
+        <w:t xml:space="preserve">Track record (Coffee Can persistence check): </w:t>
+      </w:r>
+      <w:r>
+        <w:rPr>
+          <w:sz w:val="20"/>
+          <w:szCs w:val="20"/>
+        </w:rPr>
+        <w:t xml:space="preserve">cleared revenue growth ≥10% AND ROCE ≥15% in 5 of the last 6 years (consistency_score 83)</w:t>
+      </w:r>
+    </w:p>
+    <w:p>
+      <w:pPr>
+        <w:spacing w:after="120"/>
+      </w:pPr>
+      <w:r>
+        <w:rPr>
+          <w:color w:val="666666"/>
+          <w:sz w:val="18"/>
+          <w:szCs w:val="18"/>
+        </w:rPr>
+        <w:t xml:space="preserve">screener.in FY21-FY26: FY22 (+76% rev, ROCE 52%), FY23 (+39%, 48%), FY24 (+20%, 45%), FY25 (+39%, 28%), FY26 (+57%, ROCE ~29% per deep-dive) all clear both hurdles; only FY21 misses on a -2.6% COVID-year revenue dip. 5 of 6 years clean -- a genuinely consistent Coffee-Can profile, though cash conversion is weak (OCF flat ~Rs 9-14 Cr while PAT tripled).</w:t>
+      </w:r>
+    </w:p>
+    <w:p>
+      <w:pPr>
+        <w:pStyle w:val="Heading1"/>
+        <w:spacing w:after="120" w:before="280"/>
+      </w:pPr>
+      <w:r>
+        <w:t xml:space="preserve">Technical Read (Weekly / Monthly MACD + Bollinger Bands, or RSI/CCI/Williams %R proxy)</w:t>
+      </w:r>
+    </w:p>
+    <w:p>
+      <w:pPr>
+        <w:spacing w:after="120"/>
+      </w:pPr>
+      <w:r>
+        <w:t xml:space="preserve">Not independently pulled this pass; 52-week range Rs 247-873 shows a very wide swing typical of a small, recently-listed SME stock.</w:t>
+      </w:r>
+    </w:p>
+    <w:p>
+      <w:pPr>
+        <w:pStyle w:val="Heading1"/>
+        <w:spacing w:after="120" w:before="280"/>
+      </w:pPr>
+      <w:r>
+        <w:t xml:space="preserve">ValuePickr Community Signal</w:t>
+      </w:r>
+    </w:p>
+    <w:p>
+      <w:pPr>
+        <w:spacing w:after="120"/>
+      </w:pPr>
+      <w:r>
+        <w:t xml:space="preserve">Newer but very well-documented thread (since Dec 2025) built around a specific, credible structural catalyst: multiple independent company concalls (Quality Power/QPOWER Feb 2026, Apar/TARIL, KEC) have flagged a global 'structural shortage' of high-voltage bushings, driven by AI-datacenter power-density demand plus broader grid/transmission capex, with several posters independently corroborating the same bottleneck from different angles (community member Manik_Gupta tracked this across three separate company concalls). phreakv6 — this project's most-trusted user — wrote a dedicated piece on Yash, referenced directly in-thread.</w:t>
+      </w:r>
+    </w:p>
+    <w:p>
+      <w:pPr>
+        <w:spacing w:after="120"/>
+      </w:pPr>
+      <w:r>
+        <w:rPr>
+          <w:b/>
+          <w:bCs/>
+          <w:sz w:val="20"/>
+          <w:szCs w:val="20"/>
+        </w:rPr>
+        <w:t xml:space="preserve">High-conviction call from a top contributor: </w:t>
+      </w:r>
+      <w:r>
+        <w:rPr>
+          <w:sz w:val="20"/>
+          <w:szCs w:val="20"/>
+        </w:rPr>
+        <w:t xml:space="preserve">The thread contains an unusually high density of cross-verified, concall-sourced evidence for the core thesis (bushing shortage) rather than speculation — three independent company managements (Quality Power, Apar/TARIL, KEC) corroborating the same supply bottleneck from the buyer side is a stronger signal than typical forum chatter.</w:t>
+      </w:r>
+    </w:p>
+    <w:p>
+      <w:pPr>
+        <w:pStyle w:val="Heading1"/>
+        <w:spacing w:after="120" w:before="280"/>
+      </w:pPr>
+      <w:r>
+        <w:t xml:space="preserve">Trusted-User Signals (Ongoing)</w:t>
+      </w:r>
+    </w:p>
+    <w:p>
+      <w:pPr>
+        <w:spacing w:after="120"/>
+      </w:pPr>
+      <w:r>
+        <w:rPr>
+          <w:i/>
+          <w:iCs/>
+          <w:color w:val="666666"/>
+          <w:sz w:val="18"/>
+          <w:szCs w:val="18"/>
+        </w:rPr>
+        <w:t xml:space="preserve">Every time a trusted user expresses clear conviction on this stock, most recent first — this section accumulates over time, it isn't a one-time snapshot.</w:t>
+      </w:r>
+    </w:p>
+    <w:p>
+      <w:pPr>
+        <w:spacing w:after="100"/>
+      </w:pPr>
+      <w:r>
+        <w:rPr>
+          <w:b/>
+          <w:bCs/>
+          <w:sz w:val="20"/>
+          <w:szCs w:val="20"/>
+        </w:rPr>
+        <w:t xml:space="preserve">2025-06-17 — phreakv6</w:t>
+      </w:r>
+      <w:r>
+        <w:rPr>
+          <w:i/>
+          <w:iCs/>
+          <w:color w:val="666666"/>
+          <w:sz w:val="18"/>
+          <w:szCs w:val="18"/>
+        </w:rPr>
         <w:t xml:space="preserve"> (Phreak's Thoughts, Ideas and Opinions (own thread))</w:t>
       </w:r>
       <w:r>
@@ -1091,6 +2616,34 @@
           <w:szCs w:val="24"/>
         </w:rPr>
         <w:t xml:space="preserve">10x-in-2-3-years — small market cap plus a genuinely corroborated structural demand catalyst and real growth keep the classification, but ~75x earnings and weak cash conversion make a literal near-term 10x a stretch; treat as a multi-year rather than 2-3-year multibagger case</w:t>
+      </w:r>
+    </w:p>
+    <w:p>
+      <w:pPr>
+        <w:spacing w:after="120"/>
+      </w:pPr>
+      <w:r>
+        <w:rPr>
+          <w:color w:val="666666"/>
+          <w:sz w:val="20"/>
+          <w:szCs w:val="20"/>
+        </w:rPr>
+        <w:t xml:space="preserve">4-box gate — tailwind: yes · TAM: weak · moat: weak · valuation: weak  (score 2.5 / 4)</w:t>
+      </w:r>
+    </w:p>
+    <w:p>
+      <w:pPr>
+        <w:spacing w:after="120"/>
+      </w:pPr>
+      <w:r>
+        <w:rPr>
+          <w:i/>
+          <w:iCs/>
+          <w:color w:val="666666"/>
+          <w:sz w:val="20"/>
+          <w:szCs w:val="20"/>
+        </w:rPr>
+        <w:t xml:space="preserve">Global bushing shortage independently corroborated (strong tailwind); TAM/moat undocumented in record; 75x P/E gap=partially-priced, 'prices flawless execution'</w:t>
       </w:r>
     </w:p>
     <w:p>

--- a/projects/valuepickr-open-screen/docs/Yash Highvoltage.docx
+++ b/projects/valuepickr-open-screen/docs/Yash Highvoltage.docx
@@ -2750,6 +2750,187 @@
           <w:szCs w:val="18"/>
         </w:rPr>
         <w:t xml:space="preserve">This is independent research and analysis for informational purposes only, not personalized financial or investment advice. Past multi-bagger performance and forum/social sentiment are not indicators of future returns. Do your own due diligence before investing.</w:t>
+      </w:r>
+    </w:p>
+    <w:p/>
+    <w:p>
+      <w:r>
+        <w:rPr>
+          <w:b/>
+          <w:sz w:val="28"/>
+        </w:rPr>
+        <w:t>🔄 RESEARCH UPDATE - 2026-10-05</w:t>
+      </w:r>
+    </w:p>
+    <w:p>
+      <w:r>
+        <w:rPr>
+          <w:b/>
+        </w:rPr>
+        <w:t>📊 Key Metrics:</w:t>
+      </w:r>
+    </w:p>
+    <w:p>
+      <w:pPr>
+        <w:ind w:left="360"/>
+      </w:pPr>
+      <w:r>
+        <w:t xml:space="preserve">  • Company: Yash Highvoltage Ltd</w:t>
+      </w:r>
+    </w:p>
+    <w:p>
+      <w:pPr>
+        <w:ind w:left="360"/>
+      </w:pPr>
+      <w:r>
+        <w:t xml:space="preserve">  • Conviction: Medium-High</w:t>
+      </w:r>
+    </w:p>
+    <w:p>
+      <w:pPr>
+        <w:ind w:left="360"/>
+      </w:pPr>
+      <w:r>
+        <w:t xml:space="preserve">  • Thesis: 10x-in-2-3-years — small market cap plus a genuinely corroborated structural demand catalyst and real growth keep the classification, but ~75x earnings and weak cash conversion make a literal near-term 10x a stretch; treat as a multi-year rather than 2-3-year multibagger case</w:t>
+      </w:r>
+    </w:p>
+    <w:p>
+      <w:pPr>
+        <w:ind w:left="360"/>
+      </w:pPr>
+      <w:r>
+        <w:t xml:space="preserve">  • 4-Box Score: 2.5</w:t>
+      </w:r>
+    </w:p>
+    <w:p>
+      <w:pPr>
+        <w:ind w:left="360"/>
+      </w:pPr>
+      <w:r>
+        <w:t xml:space="preserve">  • Research Date: 2026-08-30</w:t>
+      </w:r>
+    </w:p>
+    <w:p>
+      <w:pPr>
+        <w:ind w:left="360"/>
+      </w:pPr>
+      <w:r>
+        <w:t xml:space="preserve">  • Red Flag: None</w:t>
+      </w:r>
+    </w:p>
+    <w:p/>
+    <w:p>
+      <w:r>
+        <w:rPr>
+          <w:b/>
+        </w:rPr>
+        <w:t>📝 Verdict:</w:t>
+      </w:r>
+    </w:p>
+    <w:p>
+      <w:pPr>
+        <w:ind w:left="360"/>
+      </w:pPr>
+      <w:r>
+        <w:t>The catalyst corroboration and FY26 growth are real, but the deep read exposes weak cash conversion, a ~75x multiple and steady promoter selling — conviction eases from High to Medium-High</w:t>
+      </w:r>
+    </w:p>
+    <w:p/>
+    <w:p>
+      <w:r>
+        <w:rPr>
+          <w:b/>
+        </w:rPr>
+        <w:t>📈 Bull Case:</w:t>
+      </w:r>
+    </w:p>
+    <w:p>
+      <w:pPr>
+        <w:ind w:left="360"/>
+      </w:pPr>
+      <w:r>
+        <w:t>A genuine, multi-source-corroborated global structural shortage of high-voltage bushings (AI-datacenter and grid-capex driven), independently confirmed across three unrelated companies' concalls — not just Yash's own claims</w:t>
+      </w:r>
+    </w:p>
+    <w:p>
+      <w:pPr>
+        <w:ind w:left="360"/>
+      </w:pPr>
+      <w:r>
+        <w:t>Real FY26 growth (revenue +57%, PAT +75%, units +26%) with an order book up 166% to Rs 400 Cr and explicit FY27 invoicing guidance of Rs 360-400 Cr</w:t>
+      </w:r>
+    </w:p>
+    <w:p>
+      <w:pPr>
+        <w:ind w:left="360"/>
+      </w:pPr>
+      <w:r>
+        <w:t>Good capital efficiency (~24% ROE, ~29% ROCE) and still-low absolute debt (Rs 38 Cr) despite the greenfield build</w:t>
+      </w:r>
+    </w:p>
+    <w:p>
+      <w:pPr>
+        <w:ind w:left="360"/>
+      </w:pPr>
+      <w:r>
+        <w:t>Very small market cap with a narrow global competitive set (~12-13 players) and high certification barriers — a genuine picks-and-shovels niche; 550kV / in-house RIP-core capacity due H1-H2 FY27</w:t>
+      </w:r>
+    </w:p>
+    <w:p>
+      <w:pPr>
+        <w:ind w:left="360"/>
+      </w:pPr>
+      <w:r>
+        <w:t>phreakv6, this project's most heavily-trusted community voice, has held a personally-researched position since 2025</w:t>
+      </w:r>
+    </w:p>
+    <w:p/>
+    <w:p>
+      <w:r>
+        <w:rPr>
+          <w:b/>
+        </w:rPr>
+        <w:t>📉 Bear Case:</w:t>
+      </w:r>
+    </w:p>
+    <w:p>
+      <w:pPr>
+        <w:ind w:left="360"/>
+      </w:pPr>
+      <w:r>
+        <w:t>Cash conversion is weak and deteriorating — operating cash flow fell from Rs 14 Cr (FY24) to Rs 9 Cr (FY26) while PAT tripled, and FY26 free cash flow was roughly -Rs 50 Cr; profit is not yet turning into cash</w:t>
+      </w:r>
+    </w:p>
+    <w:p>
+      <w:pPr>
+        <w:ind w:left="360"/>
+      </w:pPr>
+      <w:r>
+        <w:t>Valuation has re-rated to ~75x trailing earnings (~Rs 2,947 Cr market cap) — the growth is largely priced in and a ramp stumble would de-rate sharply</w:t>
+      </w:r>
+    </w:p>
+    <w:p>
+      <w:pPr>
+        <w:ind w:left="360"/>
+      </w:pPr>
+      <w:r>
+        <w:t>Promoter / acquirer holding has bled from ~58% to ~55% in months (preferential dilution + open-market selling by the acquirer group and management) — not a collapse, but a persistent negative drip</w:t>
+      </w:r>
+    </w:p>
+    <w:p>
+      <w:pPr>
+        <w:ind w:left="360"/>
+      </w:pPr>
+      <w:r>
+        <w:t>SME-listing scale means thinner disclosure and lower liquidity; execution risk on the new 550kV / in-house capacitive-core line is real and the company still lacks a technical partner for the higher-voltage segment</w:t>
+      </w:r>
+    </w:p>
+    <w:p>
+      <w:pPr>
+        <w:ind w:left="360"/>
+      </w:pPr>
+      <w:r>
+        <w:t>Larger global players (Hitachi, Trench, GE) are expanding bushing capacity, which could compress the shortage tailwind; a skeptical poster (Rushin_Shah) questioned Yash's ability to win export share against entrenched incumbents</w:t>
       </w:r>
     </w:p>
     <w:sectPr>
